--- a/zht/docx/037.content.docx
+++ b/zht/docx/037.content.docx
@@ -211,72 +211,51 @@
         </w:rPr>
         <w:t>聖所這個詞的意思是一個</w:t>
       </w:r>
-      <w:hyperlink r:id="rId13">
-        <w:r>
-          <w:rPr>
-            <w:lang w:val="zh_TW" w:bidi="zh_TW"/>
-          </w:rPr>
-          <w:rPr>
-            <w:color w:val="0000EE"/>
-            <w:u w:val="single"/>
-          </w:rPr>
-          <w:t>聖潔</w:t>
-        </w:r>
-      </w:hyperlink>
+      <w:r>
+        <w:rPr>
+          <w:b/>
+          <w:lang w:val="zh_TW" w:bidi="zh_TW"/>
+        </w:rPr>
+        <w:t>聖潔</w:t>
+      </w:r>
       <w:r>
         <w:rPr>
           <w:lang w:val="zh_TW" w:bidi="zh_TW"/>
         </w:rPr>
         <w:t>的地方，為</w:t>
       </w:r>
-      <w:hyperlink r:id="rId14">
-        <w:r>
-          <w:rPr>
-            <w:lang w:val="zh_TW" w:bidi="zh_TW"/>
-          </w:rPr>
-          <w:rPr>
-            <w:color w:val="0000EE"/>
-            <w:u w:val="single"/>
-          </w:rPr>
-          <w:t>敬拜</w:t>
-        </w:r>
-      </w:hyperlink>
+      <w:r>
+        <w:rPr>
+          <w:lang w:val="zh_TW" w:bidi="zh_TW"/>
+        </w:rPr>
+        <w:t>敬拜</w:t>
+      </w:r>
       <w:r>
         <w:rPr>
           <w:lang w:val="zh_TW" w:bidi="zh_TW"/>
         </w:rPr>
         <w:t>神而分別出來的地方。 聖所這個詞有時用作另一個描述神的</w:t>
       </w:r>
-      <w:hyperlink r:id="rId15">
-        <w:r>
-          <w:rPr>
-            <w:lang w:val="zh_TW" w:bidi="zh_TW"/>
-          </w:rPr>
-          <w:rPr>
-            <w:color w:val="0000EE"/>
-            <w:u w:val="single"/>
-          </w:rPr>
-          <w:t>聖殿</w:t>
-        </w:r>
-      </w:hyperlink>
+      <w:r>
+        <w:rPr>
+          <w:b/>
+          <w:lang w:val="zh_TW" w:bidi="zh_TW"/>
+        </w:rPr>
+        <w:t>聖殿</w:t>
+      </w:r>
       <w:r>
         <w:rPr>
           <w:lang w:val="zh_TW" w:bidi="zh_TW"/>
         </w:rPr>
         <w:t>的詞。 這時，它特別指聖殿的中心部分。 聖殿這個詞可以用來指建築物，也可以指它周圍的院子，但聖所這個詞只用於指建築物。 聖所這個詞也可以指</w:t>
       </w:r>
-      <w:hyperlink r:id="rId16">
-        <w:r>
-          <w:rPr>
-            <w:lang w:val="zh_TW" w:bidi="zh_TW"/>
-          </w:rPr>
-          <w:rPr>
-            <w:color w:val="0000EE"/>
-            <w:u w:val="single"/>
-          </w:rPr>
-          <w:t>會幕</w:t>
-        </w:r>
-      </w:hyperlink>
+      <w:r>
+        <w:rPr>
+          <w:b/>
+          <w:lang w:val="zh_TW" w:bidi="zh_TW"/>
+        </w:rPr>
+        <w:t>會幕</w:t>
+      </w:r>
       <w:r>
         <w:rPr>
           <w:lang w:val="zh_TW" w:bidi="zh_TW"/>
@@ -285,7 +264,6 @@
       </w:r>
       <w:r>
         <w:rPr>
-          <w:b/>
           <w:lang w:val="zh_TW" w:bidi="zh_TW"/>
         </w:rPr>
         <w:t>以色列人</w:t>
@@ -310,18 +288,13 @@
         </w:rPr>
         <w:t>因為</w:t>
       </w:r>
-      <w:hyperlink r:id="rId17">
-        <w:r>
-          <w:rPr>
-            <w:lang w:val="zh_TW" w:bidi="zh_TW"/>
-          </w:rPr>
-          <w:rPr>
-            <w:color w:val="0000EE"/>
-            <w:u w:val="single"/>
-          </w:rPr>
-          <w:t>聖靈</w:t>
-        </w:r>
-      </w:hyperlink>
+      <w:r>
+        <w:rPr>
+          <w:b/>
+          <w:lang w:val="zh_TW" w:bidi="zh_TW"/>
+        </w:rPr>
+        <w:t>聖靈</w:t>
+      </w:r>
       <w:r>
         <w:rPr>
           <w:lang w:val="zh_TW" w:bidi="zh_TW"/>
@@ -330,7 +303,6 @@
       </w:r>
       <w:r>
         <w:rPr>
-          <w:b/>
           <w:lang w:val="zh_TW" w:bidi="zh_TW"/>
         </w:rPr>
         <w:t>信徒</w:t>
@@ -396,36 +368,26 @@
         </w:rPr>
         <w:t>這個詞的意思就是「</w:t>
       </w:r>
-      <w:hyperlink r:id="rId13">
-        <w:r>
-          <w:rPr>
-            <w:lang w:val="zh_TW" w:bidi="zh_TW"/>
-          </w:rPr>
-          <w:rPr>
-            <w:color w:val="0000EE"/>
-            <w:u w:val="single"/>
-          </w:rPr>
-          <w:t>聖潔</w:t>
-        </w:r>
-      </w:hyperlink>
+      <w:r>
+        <w:rPr>
+          <w:b/>
+          <w:lang w:val="zh_TW" w:bidi="zh_TW"/>
+        </w:rPr>
+        <w:t>聖潔</w:t>
+      </w:r>
       <w:r>
         <w:rPr>
           <w:lang w:val="zh_TW" w:bidi="zh_TW"/>
         </w:rPr>
         <w:t>的人」。 在舊約聖經中，聖潔的人，或聖徒，是順服</w:t>
       </w:r>
-      <w:hyperlink r:id="rId18">
-        <w:r>
-          <w:rPr>
-            <w:lang w:val="zh_TW" w:bidi="zh_TW"/>
-          </w:rPr>
-          <w:rPr>
-            <w:color w:val="0000EE"/>
-            <w:u w:val="single"/>
-          </w:rPr>
-          <w:t>神</w:t>
-        </w:r>
-      </w:hyperlink>
+      <w:r>
+        <w:rPr>
+          <w:b/>
+          <w:lang w:val="zh_TW" w:bidi="zh_TW"/>
+        </w:rPr>
+        <w:t>神</w:t>
+      </w:r>
       <w:r>
         <w:rPr>
           <w:lang w:val="zh_TW" w:bidi="zh_TW"/>
